--- a/skills/phong-hcqt/assets/thu-moi-hoan-thien-hop-dong.docx
+++ b/skills/phong-hcqt/assets/thu-moi-hoan-thien-hop-dong.docx
@@ -1,5 +1,73 @@
 
-<file path=word/document.xml><?xml version="1.0" encoding="utf-8"?>
+<file path=./[Content_Types].xml><?xml version="1.0" encoding="utf-8"?>
+<Types xmlns="http://schemas.openxmlformats.org/package/2006/content-types">
+  <Default Extension="rels" ContentType="application/vnd.openxmlformats-package.relationships+xml"/>
+  <Default Extension="xml" ContentType="application/xml"/>
+  <Override PartName="/word/document.xml" ContentType="application/vnd.openxmlformats-officedocument.wordprocessingml.document.main+xml"/>
+  <Override PartName="/word/styles.xml" ContentType="application/vnd.openxmlformats-officedocument.wordprocessingml.styles+xml"/>
+  <Override PartName="/word/settings.xml" ContentType="application/vnd.openxmlformats-officedocument.wordprocessingml.settings+xml"/>
+  <Override PartName="/word/webSettings.xml" ContentType="application/vnd.openxmlformats-officedocument.wordprocessingml.webSettings+xml"/>
+  <Override PartName="/word/footnotes.xml" ContentType="application/vnd.openxmlformats-officedocument.wordprocessingml.footnotes+xml"/>
+  <Override PartName="/word/endnotes.xml" ContentType="application/vnd.openxmlformats-officedocument.wordprocessingml.endnotes+xml"/>
+  <Override PartName="/word/fontTable.xml" ContentType="application/vnd.openxmlformats-officedocument.wordprocessingml.fontTable+xml"/>
+  <Override PartName="/word/theme/theme1.xml" ContentType="application/vnd.openxmlformats-officedocument.theme+xml"/>
+  <Override PartName="/docProps/core.xml" ContentType="application/vnd.openxmlformats-package.core-properties+xml"/>
+  <Override PartName="/docProps/app.xml" ContentType="application/vnd.openxmlformats-officedocument.extended-properties+xml"/>
+</Types>
+</file>
+
+<file path=./docProps/app.xml><?xml version="1.0" encoding="utf-8"?>
+<Properties xmlns="http://schemas.openxmlformats.org/officeDocument/2006/extended-properties" xmlns:vt="http://schemas.openxmlformats.org/officeDocument/2006/docPropsVTypes">
+  <Template>Normal.dotm</Template>
+  <TotalTime>1228</TotalTime>
+  <Pages>2</Pages>
+  <Words>309</Words>
+  <Characters>1765</Characters>
+  <Application>Microsoft Office Word</Application>
+  <DocSecurity>0</DocSecurity>
+  <Lines>14</Lines>
+  <Paragraphs>4</Paragraphs>
+  <ScaleCrop>false</ScaleCrop>
+  <HeadingPairs>
+    <vt:vector size="2" baseType="variant">
+      <vt:variant>
+        <vt:lpstr>Title</vt:lpstr>
+      </vt:variant>
+      <vt:variant>
+        <vt:i4>1</vt:i4>
+      </vt:variant>
+    </vt:vector>
+  </HeadingPairs>
+  <TitlesOfParts>
+    <vt:vector size="1" baseType="lpstr">
+      <vt:lpstr/>
+    </vt:vector>
+  </TitlesOfParts>
+  <Company/>
+  <LinksUpToDate>false</LinksUpToDate>
+  <CharactersWithSpaces>2070</CharactersWithSpaces>
+  <SharedDoc>false</SharedDoc>
+  <HyperlinksChanged>false</HyperlinksChanged>
+  <AppVersion>16.0000</AppVersion>
+</Properties>
+</file>
+
+<file path=./docProps/core.xml><?xml version="1.0" encoding="utf-8"?>
+<cp:coreProperties xmlns:cp="http://schemas.openxmlformats.org/package/2006/metadata/core-properties" xmlns:dc="http://purl.org/dc/elements/1.1/" xmlns:dcterms="http://purl.org/dc/terms/" xmlns:dcmitype="http://purl.org/dc/dcmitype/" xmlns:xsi="http://www.w3.org/2001/XMLSchema-instance">
+  <dc:title/>
+  <dc:subject/>
+  <dc:creator>COMPUTER</dc:creator>
+  <cp:keywords/>
+  <dc:description/>
+  <cp:lastModifiedBy>Dương KTDA</cp:lastModifiedBy>
+  <cp:revision>189</cp:revision>
+  <cp:lastPrinted>2024-10-02T01:27:00Z</cp:lastPrinted>
+  <dcterms:created xsi:type="dcterms:W3CDTF">2019-01-16T00:57:00Z</dcterms:created>
+  <dcterms:modified xsi:type="dcterms:W3CDTF">2026-05-07T04:20:00Z</dcterms:modified>
+</cp:coreProperties>
+</file>
+
+<file path=./word/document.xml><?xml version="1.0" encoding="utf-8"?>
 <w:document xmlns:wpc="http://schemas.microsoft.com/office/word/2010/wordprocessingCanvas" xmlns:cx="http://schemas.microsoft.com/office/drawing/2014/chartex" xmlns:cx1="http://schemas.microsoft.com/office/drawing/2015/9/8/chartex" xmlns:cx2="http://schemas.microsoft.com/office/drawing/2015/10/21/chartex" xmlns:cx3="http://schemas.microsoft.com/office/drawing/2016/5/9/chartex" xmlns:cx4="http://schemas.microsoft.com/office/drawing/2016/5/10/chartex" xmlns:cx5="http://schemas.microsoft.com/office/drawing/2016/5/11/chartex" xmlns:cx6="http://schemas.microsoft.com/office/drawing/2016/5/12/chartex" xmlns:cx7="http://schemas.microsoft.com/office/drawing/2016/5/13/chartex" xmlns:cx8="http://schemas.microsoft.com/office/drawing/2016/5/14/chartex" xmlns:mc="http://schemas.openxmlformats.org/markup-compatibility/2006" xmlns:aink="http://schemas.microsoft.com/office/drawing/2016/ink" xmlns:am3d="http://schemas.microsoft.com/office/drawing/2017/model3d" xmlns:o="urn:schemas-microsoft-com:office:office" xmlns:oel="http://schemas.microsoft.com/office/2019/extlst" xmlns:r="http://schemas.openxmlformats.org/officeDocument/2006/relationships" xmlns:m="http://schemas.openxmlformats.org/officeDocument/2006/math" xmlns:v="urn:schemas-microsoft-com:vml" xmlns:wp14="http://schemas.microsoft.com/office/word/2010/wordprocessingDrawing" xmlns:wp="http://schemas.openxmlformats.org/drawingml/2006/wordprocessingDrawing" xmlns:w10="urn:schemas-microsoft-com:office:word" xmlns:w="http://schemas.openxmlformats.org/wordprocessingml/2006/main" xmlns:w14="http://schemas.microsoft.com/office/word/2010/wordml" xmlns:w15="http://schemas.microsoft.com/office/word/2012/wordml" xmlns:w16cex="http://schemas.microsoft.com/office/word/2018/wordml/cex" xmlns:w16="http://schemas.microsoft.com/office/word/2018/wordml" xmlns:w16du="http://schemas.microsoft.com/office/word/2023/wordml/word16du" xmlns:w16sdtdh="http://schemas.microsoft.com/office/word/2020/wordml/sdtdatahash" xmlns:w16se="http://schemas.microsoft.com/office/word/2015/wordml/symex" xmlns:wpg="http://schemas.microsoft.com/office/word/2010/wordprocessingGroup" xmlns:wpi="http://schemas.microsoft.com/office/word/2010/wordprocessingInk" xmlns:wne="http://schemas.microsoft.com/office/word/2006/wordml" xmlns:wps="http://schemas.microsoft.com/office/word/2010/wordprocessingShape">
   <w:body>
     <w:tbl>
@@ -1881,7 +1949,7 @@
 </w:document>
 </file>
 
-<file path=word/endnotes.xml><?xml version="1.0" encoding="utf-8"?>
+<file path=./word/endnotes.xml><?xml version="1.0" encoding="utf-8"?>
 <w:endnotes xmlns:wpc="http://schemas.microsoft.com/office/word/2010/wordprocessingCanvas" xmlns:cx="http://schemas.microsoft.com/office/drawing/2014/chartex" xmlns:cx1="http://schemas.microsoft.com/office/drawing/2015/9/8/chartex" xmlns:cx2="http://schemas.microsoft.com/office/drawing/2015/10/21/chartex" xmlns:cx3="http://schemas.microsoft.com/office/drawing/2016/5/9/chartex" xmlns:cx4="http://schemas.microsoft.com/office/drawing/2016/5/10/chartex" xmlns:cx5="http://schemas.microsoft.com/office/drawing/2016/5/11/chartex" xmlns:cx6="http://schemas.microsoft.com/office/drawing/2016/5/12/chartex" xmlns:cx7="http://schemas.microsoft.com/office/drawing/2016/5/13/chartex" xmlns:cx8="http://schemas.microsoft.com/office/drawing/2016/5/14/chartex" xmlns:mc="http://schemas.openxmlformats.org/markup-compatibility/2006" xmlns:aink="http://schemas.microsoft.com/office/drawing/2016/ink" xmlns:am3d="http://schemas.microsoft.com/office/drawing/2017/model3d" xmlns:o="urn:schemas-microsoft-com:office:office" xmlns:oel="http://schemas.microsoft.com/office/2019/extlst" xmlns:r="http://schemas.openxmlformats.org/officeDocument/2006/relationships" xmlns:m="http://schemas.openxmlformats.org/officeDocument/2006/math" xmlns:v="urn:schemas-microsoft-com:vml" xmlns:wp14="http://schemas.microsoft.com/office/word/2010/wordprocessingDrawing" xmlns:wp="http://schemas.openxmlformats.org/drawingml/2006/wordprocessingDrawing" xmlns:w10="urn:schemas-microsoft-com:office:word" xmlns:w="http://schemas.openxmlformats.org/wordprocessingml/2006/main" xmlns:w14="http://schemas.microsoft.com/office/word/2010/wordml" xmlns:w15="http://schemas.microsoft.com/office/word/2012/wordml" xmlns:w16cex="http://schemas.microsoft.com/office/word/2018/wordml/cex" xmlns:w16="http://schemas.microsoft.com/office/word/2018/wordml" xmlns:w16du="http://schemas.microsoft.com/office/word/2023/wordml/word16du" xmlns:w16sdtdh="http://schemas.microsoft.com/office/word/2020/wordml/sdtdatahash" xmlns:w16se="http://schemas.microsoft.com/office/word/2015/wordml/symex" xmlns:wpg="http://schemas.microsoft.com/office/word/2010/wordprocessingGroup" xmlns:wpi="http://schemas.microsoft.com/office/word/2010/wordprocessingInk" xmlns:wne="http://schemas.microsoft.com/office/word/2006/wordml" xmlns:wps="http://schemas.microsoft.com/office/word/2010/wordprocessingShape">
   <w:endnote w:type="separator" w:id="-1">
     <w:p>
@@ -1906,7 +1974,43 @@
 </w:endnotes>
 </file>
 
-<file path=word/footnotes.xml><?xml version="1.0" encoding="utf-8"?>
+<file path=./word/fontTable.xml><?xml version="1.0" encoding="utf-8"?>
+<w:fonts xmlns:mc="http://schemas.openxmlformats.org/markup-compatibility/2006" xmlns:r="http://schemas.openxmlformats.org/officeDocument/2006/relationships" xmlns:w="http://schemas.openxmlformats.org/wordprocessingml/2006/main" xmlns:w14="http://schemas.microsoft.com/office/word/2010/wordml" xmlns:w15="http://schemas.microsoft.com/office/word/2012/wordml" xmlns:w16cex="http://schemas.microsoft.com/office/word/2018/wordml/cex" xmlns:w16="http://schemas.microsoft.com/office/word/2018/wordml" xmlns:w16du="http://schemas.microsoft.com/office/word/2023/wordml/word16du" xmlns:w16sdtdh="http://schemas.microsoft.com/office/word/2020/wordml/sdtdatahash" xmlns:w16se="http://schemas.microsoft.com/office/word/2015/wordml/symex">
+  <w:font w:name="Times New Roman">
+    <w:panose1 w:val="02020603050405020304"/>
+    <w:family w:val="roman"/>
+    <w:pitch w:val="variable"/>
+    <w:sig w:usb0="E0002EFF" w:usb1="C000785B" w:usb2="00000009" w:usb3="00000000" w:csb0="000001FF" w:csb1="00000000"/>
+  </w:font>
+  <w:font w:name="Calibri">
+    <w:panose1 w:val="020F0502020204030204"/>
+    <w:family w:val="swiss"/>
+    <w:pitch w:val="variable"/>
+    <w:sig w:usb0="E4002EFF" w:usb1="C000247B" w:usb2="00000009" w:usb3="00000000" w:csb0="000001FF" w:csb1="00000000"/>
+  </w:font>
+  <w:font w:name="Cambria">
+    <w:panose1 w:val="02040503050406030204"/>
+    <w:family w:val="roman"/>
+    <w:pitch w:val="variable"/>
+    <w:sig w:usb0="E00006FF" w:usb1="420024FF" w:usb2="02000000" w:usb3="00000000" w:csb0="0000019F" w:csb1="00000000"/>
+  </w:font>
+  <w:font w:name=".VnTimeH">
+    <w:panose1 w:val="020B7200000000000000"/>
+    <w:family w:val="swiss"/>
+    <w:pitch w:val="variable"/>
+    <w:sig w:usb0="00000007" w:usb1="00000000" w:usb2="00000000" w:usb3="00000000" w:csb0="00000013" w:csb1="00000000"/>
+  </w:font>
+  <w:font w:name="TimesNewRomanPSMT">
+    <w:altName w:val="Times New Roman"/>
+    <w:panose1 w:val="00000000000000000000"/>
+    <w:family w:val="roman"/>
+    <w:notTrueType/>
+    <w:pitch w:val="default"/>
+  </w:font>
+</w:fonts>
+</file>
+
+<file path=./word/footnotes.xml><?xml version="1.0" encoding="utf-8"?>
 <w:footnotes xmlns:wpc="http://schemas.microsoft.com/office/word/2010/wordprocessingCanvas" xmlns:cx="http://schemas.microsoft.com/office/drawing/2014/chartex" xmlns:cx1="http://schemas.microsoft.com/office/drawing/2015/9/8/chartex" xmlns:cx2="http://schemas.microsoft.com/office/drawing/2015/10/21/chartex" xmlns:cx3="http://schemas.microsoft.com/office/drawing/2016/5/9/chartex" xmlns:cx4="http://schemas.microsoft.com/office/drawing/2016/5/10/chartex" xmlns:cx5="http://schemas.microsoft.com/office/drawing/2016/5/11/chartex" xmlns:cx6="http://schemas.microsoft.com/office/drawing/2016/5/12/chartex" xmlns:cx7="http://schemas.microsoft.com/office/drawing/2016/5/13/chartex" xmlns:cx8="http://schemas.microsoft.com/office/drawing/2016/5/14/chartex" xmlns:mc="http://schemas.openxmlformats.org/markup-compatibility/2006" xmlns:aink="http://schemas.microsoft.com/office/drawing/2016/ink" xmlns:am3d="http://schemas.microsoft.com/office/drawing/2017/model3d" xmlns:o="urn:schemas-microsoft-com:office:office" xmlns:oel="http://schemas.microsoft.com/office/2019/extlst" xmlns:r="http://schemas.openxmlformats.org/officeDocument/2006/relationships" xmlns:m="http://schemas.openxmlformats.org/officeDocument/2006/math" xmlns:v="urn:schemas-microsoft-com:vml" xmlns:wp14="http://schemas.microsoft.com/office/word/2010/wordprocessingDrawing" xmlns:wp="http://schemas.openxmlformats.org/drawingml/2006/wordprocessingDrawing" xmlns:w10="urn:schemas-microsoft-com:office:word" xmlns:w="http://schemas.openxmlformats.org/wordprocessingml/2006/main" xmlns:w14="http://schemas.microsoft.com/office/word/2010/wordml" xmlns:w15="http://schemas.microsoft.com/office/word/2012/wordml" xmlns:w16cex="http://schemas.microsoft.com/office/word/2018/wordml/cex" xmlns:w16="http://schemas.microsoft.com/office/word/2018/wordml" xmlns:w16du="http://schemas.microsoft.com/office/word/2023/wordml/word16du" xmlns:w16sdtdh="http://schemas.microsoft.com/office/word/2020/wordml/sdtdatahash" xmlns:w16se="http://schemas.microsoft.com/office/word/2015/wordml/symex" xmlns:wpg="http://schemas.microsoft.com/office/word/2010/wordprocessingGroup" xmlns:wpi="http://schemas.microsoft.com/office/word/2010/wordprocessingInk" xmlns:wne="http://schemas.microsoft.com/office/word/2006/wordml" xmlns:wps="http://schemas.microsoft.com/office/word/2010/wordprocessingShape">
   <w:footnote w:type="separator" w:id="-1">
     <w:p>
@@ -1931,7 +2035,288 @@
 </w:footnotes>
 </file>
 
-<file path=word/styles.xml><?xml version="1.0" encoding="utf-8"?>
+<file path=./word/settings.xml><?xml version="1.0" encoding="utf-8"?>
+<w:settings xmlns:mc="http://schemas.openxmlformats.org/markup-compatibility/2006" xmlns:o="urn:schemas-microsoft-com:office:office" xmlns:r="http://schemas.openxmlformats.org/officeDocument/2006/relationships" xmlns:m="http://schemas.openxmlformats.org/officeDocument/2006/math" xmlns:v="urn:schemas-microsoft-com:vml" xmlns:w10="urn:schemas-microsoft-com:office:word" xmlns:w="http://schemas.openxmlformats.org/wordprocessingml/2006/main" xmlns:w14="http://schemas.microsoft.com/office/word/2010/wordml" xmlns:w15="http://schemas.microsoft.com/office/word/2012/wordml" xmlns:w16cex="http://schemas.microsoft.com/office/word/2018/wordml/cex" xmlns:w16="http://schemas.microsoft.com/office/word/2018/wordml" xmlns:w16du="http://schemas.microsoft.com/office/word/2023/wordml/word16du" xmlns:w16sdtdh="http://schemas.microsoft.com/office/word/2020/wordml/sdtdatahash" xmlns:w16se="http://schemas.microsoft.com/office/word/2015/wordml/symex" xmlns:sl="http://schemas.openxmlformats.org/schemaLibrary/2006/main">
+  <w:zoom w:percent="140"/>
+  <w:defaultTabStop w:val="720"/>
+  <w:drawingGridHorizontalSpacing w:val="120"/>
+  <w:displayHorizontalDrawingGridEvery w:val="2"/>
+  <w:displayVerticalDrawingGridEvery w:val="2"/>
+  <w:characterSpacingControl w:val="doNotCompress"/>
+  <w:compat>
+    <w:compatSetting w:name="compatibilityMode" w:uri="http://schemas.microsoft.com/office/word" w:val="14"/>
+    <w:compatSetting w:name="overrideTableStyleFontSizeAndJustification" w:uri="http://schemas.microsoft.com/office/word" w:val="1"/>
+    <w:compatSetting w:name="enableOpenTypeFeatures" w:uri="http://schemas.microsoft.com/office/word" w:val="1"/>
+    <w:compatSetting w:name="doNotFlipMirrorIndents" w:uri="http://schemas.microsoft.com/office/word" w:val="1"/>
+    <w:compatSetting w:name="useWord2013TrackBottomHyphenation" w:uri="http://schemas.microsoft.com/office/word" w:val="1"/>
+  </w:compat>
+  <w:rsids>
+    <w:rsidRoot w:val="003C6AF8"/>
+    <w:rsid w:val="00001404"/>
+    <w:rsid w:val="000277D8"/>
+    <w:rsid w:val="00065918"/>
+    <w:rsid w:val="00065AD3"/>
+    <w:rsid w:val="000A0E15"/>
+    <w:rsid w:val="000A38F8"/>
+    <w:rsid w:val="000A7F6C"/>
+    <w:rsid w:val="000B1547"/>
+    <w:rsid w:val="000C429C"/>
+    <w:rsid w:val="000E132C"/>
+    <w:rsid w:val="0012561B"/>
+    <w:rsid w:val="00134683"/>
+    <w:rsid w:val="00134B4B"/>
+    <w:rsid w:val="0013571E"/>
+    <w:rsid w:val="00172AC3"/>
+    <w:rsid w:val="00172D57"/>
+    <w:rsid w:val="001904F9"/>
+    <w:rsid w:val="001D358A"/>
+    <w:rsid w:val="001D6584"/>
+    <w:rsid w:val="001E0C5B"/>
+    <w:rsid w:val="00200725"/>
+    <w:rsid w:val="0021057F"/>
+    <w:rsid w:val="00233D95"/>
+    <w:rsid w:val="00262725"/>
+    <w:rsid w:val="0026472B"/>
+    <w:rsid w:val="00265D5B"/>
+    <w:rsid w:val="0028341B"/>
+    <w:rsid w:val="002B5917"/>
+    <w:rsid w:val="002C7BF1"/>
+    <w:rsid w:val="002D1EB4"/>
+    <w:rsid w:val="002E2D32"/>
+    <w:rsid w:val="002E3384"/>
+    <w:rsid w:val="00304FAC"/>
+    <w:rsid w:val="00305A63"/>
+    <w:rsid w:val="00307835"/>
+    <w:rsid w:val="0031706A"/>
+    <w:rsid w:val="00317BFD"/>
+    <w:rsid w:val="00326F4F"/>
+    <w:rsid w:val="00335F39"/>
+    <w:rsid w:val="003434E1"/>
+    <w:rsid w:val="0034775D"/>
+    <w:rsid w:val="00352936"/>
+    <w:rsid w:val="00356BFD"/>
+    <w:rsid w:val="00382D6E"/>
+    <w:rsid w:val="00390D90"/>
+    <w:rsid w:val="003A6585"/>
+    <w:rsid w:val="003A7FD6"/>
+    <w:rsid w:val="003B7D9B"/>
+    <w:rsid w:val="003C3224"/>
+    <w:rsid w:val="003C6AF8"/>
+    <w:rsid w:val="003C6F2F"/>
+    <w:rsid w:val="003E5044"/>
+    <w:rsid w:val="004028B9"/>
+    <w:rsid w:val="00403B59"/>
+    <w:rsid w:val="00405018"/>
+    <w:rsid w:val="00416B21"/>
+    <w:rsid w:val="00440E91"/>
+    <w:rsid w:val="00450B3A"/>
+    <w:rsid w:val="00451742"/>
+    <w:rsid w:val="004530ED"/>
+    <w:rsid w:val="00457D88"/>
+    <w:rsid w:val="00466289"/>
+    <w:rsid w:val="00494828"/>
+    <w:rsid w:val="004B10EE"/>
+    <w:rsid w:val="004C0F2F"/>
+    <w:rsid w:val="004D04BB"/>
+    <w:rsid w:val="004D1A56"/>
+    <w:rsid w:val="004F6CF0"/>
+    <w:rsid w:val="0051154B"/>
+    <w:rsid w:val="005172A1"/>
+    <w:rsid w:val="00531069"/>
+    <w:rsid w:val="00531DA4"/>
+    <w:rsid w:val="00553DF3"/>
+    <w:rsid w:val="005555B7"/>
+    <w:rsid w:val="00561F86"/>
+    <w:rsid w:val="005862BA"/>
+    <w:rsid w:val="005A7C3A"/>
+    <w:rsid w:val="005A7D18"/>
+    <w:rsid w:val="005B531F"/>
+    <w:rsid w:val="005E008B"/>
+    <w:rsid w:val="00602401"/>
+    <w:rsid w:val="00604C12"/>
+    <w:rsid w:val="00612D1F"/>
+    <w:rsid w:val="006359E1"/>
+    <w:rsid w:val="00642986"/>
+    <w:rsid w:val="0066209A"/>
+    <w:rsid w:val="006710C8"/>
+    <w:rsid w:val="0068540D"/>
+    <w:rsid w:val="006C6EC0"/>
+    <w:rsid w:val="006D2093"/>
+    <w:rsid w:val="006E4E1E"/>
+    <w:rsid w:val="006E7704"/>
+    <w:rsid w:val="006F2D4A"/>
+    <w:rsid w:val="00713C9B"/>
+    <w:rsid w:val="007159D2"/>
+    <w:rsid w:val="0073351B"/>
+    <w:rsid w:val="00736EBA"/>
+    <w:rsid w:val="0074442A"/>
+    <w:rsid w:val="0074656A"/>
+    <w:rsid w:val="00764F3C"/>
+    <w:rsid w:val="00774398"/>
+    <w:rsid w:val="00775717"/>
+    <w:rsid w:val="00784C7D"/>
+    <w:rsid w:val="007A0287"/>
+    <w:rsid w:val="007A2849"/>
+    <w:rsid w:val="007B2A23"/>
+    <w:rsid w:val="007B4824"/>
+    <w:rsid w:val="007C4D02"/>
+    <w:rsid w:val="007D024B"/>
+    <w:rsid w:val="007E347F"/>
+    <w:rsid w:val="007E3543"/>
+    <w:rsid w:val="007E7B44"/>
+    <w:rsid w:val="007F06E4"/>
+    <w:rsid w:val="00807324"/>
+    <w:rsid w:val="00820406"/>
+    <w:rsid w:val="008226AE"/>
+    <w:rsid w:val="008361C2"/>
+    <w:rsid w:val="008623E2"/>
+    <w:rsid w:val="00867C0A"/>
+    <w:rsid w:val="00881F1E"/>
+    <w:rsid w:val="00890A69"/>
+    <w:rsid w:val="008913B8"/>
+    <w:rsid w:val="008C7805"/>
+    <w:rsid w:val="008E2003"/>
+    <w:rsid w:val="0091527C"/>
+    <w:rsid w:val="009269C3"/>
+    <w:rsid w:val="0092758B"/>
+    <w:rsid w:val="00933B64"/>
+    <w:rsid w:val="00944E4F"/>
+    <w:rsid w:val="00947C96"/>
+    <w:rsid w:val="00947F15"/>
+    <w:rsid w:val="009517B3"/>
+    <w:rsid w:val="00956CA9"/>
+    <w:rsid w:val="00965817"/>
+    <w:rsid w:val="00983D37"/>
+    <w:rsid w:val="00986CC1"/>
+    <w:rsid w:val="009942C0"/>
+    <w:rsid w:val="009A33DC"/>
+    <w:rsid w:val="009B1216"/>
+    <w:rsid w:val="009B201C"/>
+    <w:rsid w:val="009D12D8"/>
+    <w:rsid w:val="009D426F"/>
+    <w:rsid w:val="009D57C2"/>
+    <w:rsid w:val="00A105C8"/>
+    <w:rsid w:val="00A23FA8"/>
+    <w:rsid w:val="00A36B49"/>
+    <w:rsid w:val="00A41E4A"/>
+    <w:rsid w:val="00A568B0"/>
+    <w:rsid w:val="00A9764C"/>
+    <w:rsid w:val="00AA0F3B"/>
+    <w:rsid w:val="00AB38F2"/>
+    <w:rsid w:val="00AD03D8"/>
+    <w:rsid w:val="00AF04F5"/>
+    <w:rsid w:val="00AF0ED5"/>
+    <w:rsid w:val="00B0072B"/>
+    <w:rsid w:val="00B1270B"/>
+    <w:rsid w:val="00B12C3E"/>
+    <w:rsid w:val="00B220DE"/>
+    <w:rsid w:val="00B32652"/>
+    <w:rsid w:val="00B332A6"/>
+    <w:rsid w:val="00B33FD8"/>
+    <w:rsid w:val="00B362D1"/>
+    <w:rsid w:val="00B465AA"/>
+    <w:rsid w:val="00B532E7"/>
+    <w:rsid w:val="00B732B4"/>
+    <w:rsid w:val="00B82A6C"/>
+    <w:rsid w:val="00B94DF1"/>
+    <w:rsid w:val="00BB24C8"/>
+    <w:rsid w:val="00BB3892"/>
+    <w:rsid w:val="00BC2062"/>
+    <w:rsid w:val="00BC6C03"/>
+    <w:rsid w:val="00BD6390"/>
+    <w:rsid w:val="00BE0328"/>
+    <w:rsid w:val="00BE57F5"/>
+    <w:rsid w:val="00BF5B76"/>
+    <w:rsid w:val="00C00052"/>
+    <w:rsid w:val="00C04384"/>
+    <w:rsid w:val="00C07D96"/>
+    <w:rsid w:val="00C15D1C"/>
+    <w:rsid w:val="00C350BC"/>
+    <w:rsid w:val="00C64ABC"/>
+    <w:rsid w:val="00C73C9B"/>
+    <w:rsid w:val="00C75E46"/>
+    <w:rsid w:val="00C84186"/>
+    <w:rsid w:val="00C85E24"/>
+    <w:rsid w:val="00CC7539"/>
+    <w:rsid w:val="00CD69D8"/>
+    <w:rsid w:val="00CE53BA"/>
+    <w:rsid w:val="00D0795A"/>
+    <w:rsid w:val="00D128D7"/>
+    <w:rsid w:val="00D25843"/>
+    <w:rsid w:val="00D4095F"/>
+    <w:rsid w:val="00D471D8"/>
+    <w:rsid w:val="00D619C8"/>
+    <w:rsid w:val="00D65A8C"/>
+    <w:rsid w:val="00D65C54"/>
+    <w:rsid w:val="00D71AA3"/>
+    <w:rsid w:val="00D82DBE"/>
+    <w:rsid w:val="00D92263"/>
+    <w:rsid w:val="00DA1F4F"/>
+    <w:rsid w:val="00DA4446"/>
+    <w:rsid w:val="00DB5DA5"/>
+    <w:rsid w:val="00DF2080"/>
+    <w:rsid w:val="00DF5479"/>
+    <w:rsid w:val="00E02FC9"/>
+    <w:rsid w:val="00E10104"/>
+    <w:rsid w:val="00E15A01"/>
+    <w:rsid w:val="00E16236"/>
+    <w:rsid w:val="00E17A7C"/>
+    <w:rsid w:val="00E20CBA"/>
+    <w:rsid w:val="00E605E3"/>
+    <w:rsid w:val="00E6581F"/>
+    <w:rsid w:val="00E66BC6"/>
+    <w:rsid w:val="00E671CF"/>
+    <w:rsid w:val="00E675F3"/>
+    <w:rsid w:val="00E72030"/>
+    <w:rsid w:val="00E7564E"/>
+    <w:rsid w:val="00E84A91"/>
+    <w:rsid w:val="00E91B00"/>
+    <w:rsid w:val="00E91FD8"/>
+    <w:rsid w:val="00EA32B9"/>
+    <w:rsid w:val="00EA795A"/>
+    <w:rsid w:val="00EC6343"/>
+    <w:rsid w:val="00ED2702"/>
+    <w:rsid w:val="00EE378B"/>
+    <w:rsid w:val="00EF65D3"/>
+    <w:rsid w:val="00EF79D3"/>
+    <w:rsid w:val="00F068B9"/>
+    <w:rsid w:val="00F160BF"/>
+    <w:rsid w:val="00F34875"/>
+    <w:rsid w:val="00F81303"/>
+    <w:rsid w:val="00FB406F"/>
+    <w:rsid w:val="00FC2D7F"/>
+    <w:rsid w:val="00FD44ED"/>
+    <w:rsid w:val="00FE1E29"/>
+  </w:rsids>
+  <m:mathPr>
+    <m:mathFont m:val="Cambria Math"/>
+    <m:brkBin m:val="before"/>
+    <m:brkBinSub m:val="--"/>
+    <m:smallFrac m:val="0"/>
+    <m:dispDef/>
+    <m:lMargin m:val="0"/>
+    <m:rMargin m:val="0"/>
+    <m:defJc m:val="centerGroup"/>
+    <m:wrapIndent m:val="1440"/>
+    <m:intLim m:val="subSup"/>
+    <m:naryLim m:val="undOvr"/>
+  </m:mathPr>
+  <w:themeFontLang w:val="en-US"/>
+  <w:clrSchemeMapping w:bg1="light1" w:t1="dark1" w:bg2="light2" w:t2="dark2" w:accent1="accent1" w:accent2="accent2" w:accent3="accent3" w:accent4="accent4" w:accent5="accent5" w:accent6="accent6" w:hyperlink="hyperlink" w:followedHyperlink="followedHyperlink"/>
+  <w:shapeDefaults>
+    <o:shapedefaults v:ext="edit" spidmax="1026"/>
+    <o:shapelayout v:ext="edit">
+      <o:idmap v:ext="edit" data="1"/>
+    </o:shapelayout>
+  </w:shapeDefaults>
+  <w:decimalSymbol w:val=","/>
+  <w:listSeparator w:val=","/>
+  <w14:docId w14:val="083101A5"/>
+  <w15:docId w15:val="{A3C80366-C824-4F33-8922-ACB4D70607C6}"/>
+</w:settings>
+</file>
+
+<file path=./word/styles.xml><?xml version="1.0" encoding="utf-8"?>
 <w:styles xmlns:mc="http://schemas.openxmlformats.org/markup-compatibility/2006" xmlns:r="http://schemas.openxmlformats.org/officeDocument/2006/relationships" xmlns:w="http://schemas.openxmlformats.org/wordprocessingml/2006/main" xmlns:w14="http://schemas.microsoft.com/office/word/2010/wordml" xmlns:w15="http://schemas.microsoft.com/office/word/2012/wordml" xmlns:w16cex="http://schemas.microsoft.com/office/word/2018/wordml/cex" xmlns:w16="http://schemas.microsoft.com/office/word/2018/wordml" xmlns:w16du="http://schemas.microsoft.com/office/word/2023/wordml/word16du" xmlns:w16sdtdh="http://schemas.microsoft.com/office/word/2020/wordml/sdtdatahash" xmlns:w16se="http://schemas.microsoft.com/office/word/2015/wordml/symex">
   <w:docDefaults>
     <w:rPrDefault>
@@ -2579,7 +2964,7 @@
 </w:styles>
 </file>
 
-<file path=word/theme/theme1.xml><?xml version="1.0" encoding="utf-8"?>
+<file path=./word/theme/theme1.xml><?xml version="1.0" encoding="utf-8"?>
 <a:theme xmlns:a="http://schemas.openxmlformats.org/drawingml/2006/main" name="Office Theme">
   <a:themeElements>
     <a:clrScheme name="Office">
@@ -2862,4 +3247,12 @@
   <a:objectDefaults/>
   <a:extraClrSchemeLst/>
 </a:theme>
+</file>
+
+<file path=./word/webSettings.xml><?xml version="1.0" encoding="utf-8"?>
+<w:webSettings xmlns:mc="http://schemas.openxmlformats.org/markup-compatibility/2006" xmlns:r="http://schemas.openxmlformats.org/officeDocument/2006/relationships" xmlns:w="http://schemas.openxmlformats.org/wordprocessingml/2006/main" xmlns:w14="http://schemas.microsoft.com/office/word/2010/wordml" xmlns:w15="http://schemas.microsoft.com/office/word/2012/wordml" xmlns:w16cex="http://schemas.microsoft.com/office/word/2018/wordml/cex" xmlns:w16="http://schemas.microsoft.com/office/word/2018/wordml" xmlns:w16du="http://schemas.microsoft.com/office/word/2023/wordml/word16du" xmlns:w16sdtdh="http://schemas.microsoft.com/office/word/2020/wordml/sdtdatahash" xmlns:w16se="http://schemas.microsoft.com/office/word/2015/wordml/symex">
+  <w:optimizeForBrowser/>
+  <w:relyOnVML/>
+  <w:allowPNG/>
+</w:webSettings>
 </file>
--- a/skills/phong-hcqt/assets/thu-moi-hoan-thien-hop-dong.docx
+++ b/skills/phong-hcqt/assets/thu-moi-hoan-thien-hop-dong.docx
@@ -1,73 +1,5 @@
 
-<file path=./[Content_Types].xml><?xml version="1.0" encoding="utf-8"?>
-<Types xmlns="http://schemas.openxmlformats.org/package/2006/content-types">
-  <Default Extension="rels" ContentType="application/vnd.openxmlformats-package.relationships+xml"/>
-  <Default Extension="xml" ContentType="application/xml"/>
-  <Override PartName="/word/document.xml" ContentType="application/vnd.openxmlformats-officedocument.wordprocessingml.document.main+xml"/>
-  <Override PartName="/word/styles.xml" ContentType="application/vnd.openxmlformats-officedocument.wordprocessingml.styles+xml"/>
-  <Override PartName="/word/settings.xml" ContentType="application/vnd.openxmlformats-officedocument.wordprocessingml.settings+xml"/>
-  <Override PartName="/word/webSettings.xml" ContentType="application/vnd.openxmlformats-officedocument.wordprocessingml.webSettings+xml"/>
-  <Override PartName="/word/footnotes.xml" ContentType="application/vnd.openxmlformats-officedocument.wordprocessingml.footnotes+xml"/>
-  <Override PartName="/word/endnotes.xml" ContentType="application/vnd.openxmlformats-officedocument.wordprocessingml.endnotes+xml"/>
-  <Override PartName="/word/fontTable.xml" ContentType="application/vnd.openxmlformats-officedocument.wordprocessingml.fontTable+xml"/>
-  <Override PartName="/word/theme/theme1.xml" ContentType="application/vnd.openxmlformats-officedocument.theme+xml"/>
-  <Override PartName="/docProps/core.xml" ContentType="application/vnd.openxmlformats-package.core-properties+xml"/>
-  <Override PartName="/docProps/app.xml" ContentType="application/vnd.openxmlformats-officedocument.extended-properties+xml"/>
-</Types>
-</file>
-
-<file path=./docProps/app.xml><?xml version="1.0" encoding="utf-8"?>
-<Properties xmlns="http://schemas.openxmlformats.org/officeDocument/2006/extended-properties" xmlns:vt="http://schemas.openxmlformats.org/officeDocument/2006/docPropsVTypes">
-  <Template>Normal.dotm</Template>
-  <TotalTime>1228</TotalTime>
-  <Pages>2</Pages>
-  <Words>309</Words>
-  <Characters>1765</Characters>
-  <Application>Microsoft Office Word</Application>
-  <DocSecurity>0</DocSecurity>
-  <Lines>14</Lines>
-  <Paragraphs>4</Paragraphs>
-  <ScaleCrop>false</ScaleCrop>
-  <HeadingPairs>
-    <vt:vector size="2" baseType="variant">
-      <vt:variant>
-        <vt:lpstr>Title</vt:lpstr>
-      </vt:variant>
-      <vt:variant>
-        <vt:i4>1</vt:i4>
-      </vt:variant>
-    </vt:vector>
-  </HeadingPairs>
-  <TitlesOfParts>
-    <vt:vector size="1" baseType="lpstr">
-      <vt:lpstr/>
-    </vt:vector>
-  </TitlesOfParts>
-  <Company/>
-  <LinksUpToDate>false</LinksUpToDate>
-  <CharactersWithSpaces>2070</CharactersWithSpaces>
-  <SharedDoc>false</SharedDoc>
-  <HyperlinksChanged>false</HyperlinksChanged>
-  <AppVersion>16.0000</AppVersion>
-</Properties>
-</file>
-
-<file path=./docProps/core.xml><?xml version="1.0" encoding="utf-8"?>
-<cp:coreProperties xmlns:cp="http://schemas.openxmlformats.org/package/2006/metadata/core-properties" xmlns:dc="http://purl.org/dc/elements/1.1/" xmlns:dcterms="http://purl.org/dc/terms/" xmlns:dcmitype="http://purl.org/dc/dcmitype/" xmlns:xsi="http://www.w3.org/2001/XMLSchema-instance">
-  <dc:title/>
-  <dc:subject/>
-  <dc:creator>COMPUTER</dc:creator>
-  <cp:keywords/>
-  <dc:description/>
-  <cp:lastModifiedBy>Dương KTDA</cp:lastModifiedBy>
-  <cp:revision>189</cp:revision>
-  <cp:lastPrinted>2024-10-02T01:27:00Z</cp:lastPrinted>
-  <dcterms:created xsi:type="dcterms:W3CDTF">2019-01-16T00:57:00Z</dcterms:created>
-  <dcterms:modified xsi:type="dcterms:W3CDTF">2026-05-07T04:20:00Z</dcterms:modified>
-</cp:coreProperties>
-</file>
-
-<file path=./word/document.xml><?xml version="1.0" encoding="utf-8"?>
+<file path=word/document.xml><?xml version="1.0" encoding="utf-8"?>
 <w:document xmlns:wpc="http://schemas.microsoft.com/office/word/2010/wordprocessingCanvas" xmlns:cx="http://schemas.microsoft.com/office/drawing/2014/chartex" xmlns:cx1="http://schemas.microsoft.com/office/drawing/2015/9/8/chartex" xmlns:cx2="http://schemas.microsoft.com/office/drawing/2015/10/21/chartex" xmlns:cx3="http://schemas.microsoft.com/office/drawing/2016/5/9/chartex" xmlns:cx4="http://schemas.microsoft.com/office/drawing/2016/5/10/chartex" xmlns:cx5="http://schemas.microsoft.com/office/drawing/2016/5/11/chartex" xmlns:cx6="http://schemas.microsoft.com/office/drawing/2016/5/12/chartex" xmlns:cx7="http://schemas.microsoft.com/office/drawing/2016/5/13/chartex" xmlns:cx8="http://schemas.microsoft.com/office/drawing/2016/5/14/chartex" xmlns:mc="http://schemas.openxmlformats.org/markup-compatibility/2006" xmlns:aink="http://schemas.microsoft.com/office/drawing/2016/ink" xmlns:am3d="http://schemas.microsoft.com/office/drawing/2017/model3d" xmlns:o="urn:schemas-microsoft-com:office:office" xmlns:oel="http://schemas.microsoft.com/office/2019/extlst" xmlns:r="http://schemas.openxmlformats.org/officeDocument/2006/relationships" xmlns:m="http://schemas.openxmlformats.org/officeDocument/2006/math" xmlns:v="urn:schemas-microsoft-com:vml" xmlns:wp14="http://schemas.microsoft.com/office/word/2010/wordprocessingDrawing" xmlns:wp="http://schemas.openxmlformats.org/drawingml/2006/wordprocessingDrawing" xmlns:w10="urn:schemas-microsoft-com:office:word" xmlns:w="http://schemas.openxmlformats.org/wordprocessingml/2006/main" xmlns:w14="http://schemas.microsoft.com/office/word/2010/wordml" xmlns:w15="http://schemas.microsoft.com/office/word/2012/wordml" xmlns:w16cex="http://schemas.microsoft.com/office/word/2018/wordml/cex" xmlns:w16="http://schemas.microsoft.com/office/word/2018/wordml" xmlns:w16du="http://schemas.microsoft.com/office/word/2023/wordml/word16du" xmlns:w16sdtdh="http://schemas.microsoft.com/office/word/2020/wordml/sdtdatahash" xmlns:w16se="http://schemas.microsoft.com/office/word/2015/wordml/symex" xmlns:wpg="http://schemas.microsoft.com/office/word/2010/wordprocessingGroup" xmlns:wpi="http://schemas.microsoft.com/office/word/2010/wordprocessingInk" xmlns:wne="http://schemas.microsoft.com/office/word/2006/wordml" xmlns:wps="http://schemas.microsoft.com/office/word/2010/wordprocessingShape">
   <w:body>
     <w:tbl>
@@ -1949,7 +1881,7 @@
 </w:document>
 </file>
 
-<file path=./word/endnotes.xml><?xml version="1.0" encoding="utf-8"?>
+<file path=word/endnotes.xml><?xml version="1.0" encoding="utf-8"?>
 <w:endnotes xmlns:wpc="http://schemas.microsoft.com/office/word/2010/wordprocessingCanvas" xmlns:cx="http://schemas.microsoft.com/office/drawing/2014/chartex" xmlns:cx1="http://schemas.microsoft.com/office/drawing/2015/9/8/chartex" xmlns:cx2="http://schemas.microsoft.com/office/drawing/2015/10/21/chartex" xmlns:cx3="http://schemas.microsoft.com/office/drawing/2016/5/9/chartex" xmlns:cx4="http://schemas.microsoft.com/office/drawing/2016/5/10/chartex" xmlns:cx5="http://schemas.microsoft.com/office/drawing/2016/5/11/chartex" xmlns:cx6="http://schemas.microsoft.com/office/drawing/2016/5/12/chartex" xmlns:cx7="http://schemas.microsoft.com/office/drawing/2016/5/13/chartex" xmlns:cx8="http://schemas.microsoft.com/office/drawing/2016/5/14/chartex" xmlns:mc="http://schemas.openxmlformats.org/markup-compatibility/2006" xmlns:aink="http://schemas.microsoft.com/office/drawing/2016/ink" xmlns:am3d="http://schemas.microsoft.com/office/drawing/2017/model3d" xmlns:o="urn:schemas-microsoft-com:office:office" xmlns:oel="http://schemas.microsoft.com/office/2019/extlst" xmlns:r="http://schemas.openxmlformats.org/officeDocument/2006/relationships" xmlns:m="http://schemas.openxmlformats.org/officeDocument/2006/math" xmlns:v="urn:schemas-microsoft-com:vml" xmlns:wp14="http://schemas.microsoft.com/office/word/2010/wordprocessingDrawing" xmlns:wp="http://schemas.openxmlformats.org/drawingml/2006/wordprocessingDrawing" xmlns:w10="urn:schemas-microsoft-com:office:word" xmlns:w="http://schemas.openxmlformats.org/wordprocessingml/2006/main" xmlns:w14="http://schemas.microsoft.com/office/word/2010/wordml" xmlns:w15="http://schemas.microsoft.com/office/word/2012/wordml" xmlns:w16cex="http://schemas.microsoft.com/office/word/2018/wordml/cex" xmlns:w16="http://schemas.microsoft.com/office/word/2018/wordml" xmlns:w16du="http://schemas.microsoft.com/office/word/2023/wordml/word16du" xmlns:w16sdtdh="http://schemas.microsoft.com/office/word/2020/wordml/sdtdatahash" xmlns:w16se="http://schemas.microsoft.com/office/word/2015/wordml/symex" xmlns:wpg="http://schemas.microsoft.com/office/word/2010/wordprocessingGroup" xmlns:wpi="http://schemas.microsoft.com/office/word/2010/wordprocessingInk" xmlns:wne="http://schemas.microsoft.com/office/word/2006/wordml" xmlns:wps="http://schemas.microsoft.com/office/word/2010/wordprocessingShape">
   <w:endnote w:type="separator" w:id="-1">
     <w:p>
@@ -1974,43 +1906,7 @@
 </w:endnotes>
 </file>
 
-<file path=./word/fontTable.xml><?xml version="1.0" encoding="utf-8"?>
-<w:fonts xmlns:mc="http://schemas.openxmlformats.org/markup-compatibility/2006" xmlns:r="http://schemas.openxmlformats.org/officeDocument/2006/relationships" xmlns:w="http://schemas.openxmlformats.org/wordprocessingml/2006/main" xmlns:w14="http://schemas.microsoft.com/office/word/2010/wordml" xmlns:w15="http://schemas.microsoft.com/office/word/2012/wordml" xmlns:w16cex="http://schemas.microsoft.com/office/word/2018/wordml/cex" xmlns:w16="http://schemas.microsoft.com/office/word/2018/wordml" xmlns:w16du="http://schemas.microsoft.com/office/word/2023/wordml/word16du" xmlns:w16sdtdh="http://schemas.microsoft.com/office/word/2020/wordml/sdtdatahash" xmlns:w16se="http://schemas.microsoft.com/office/word/2015/wordml/symex">
-  <w:font w:name="Times New Roman">
-    <w:panose1 w:val="02020603050405020304"/>
-    <w:family w:val="roman"/>
-    <w:pitch w:val="variable"/>
-    <w:sig w:usb0="E0002EFF" w:usb1="C000785B" w:usb2="00000009" w:usb3="00000000" w:csb0="000001FF" w:csb1="00000000"/>
-  </w:font>
-  <w:font w:name="Calibri">
-    <w:panose1 w:val="020F0502020204030204"/>
-    <w:family w:val="swiss"/>
-    <w:pitch w:val="variable"/>
-    <w:sig w:usb0="E4002EFF" w:usb1="C000247B" w:usb2="00000009" w:usb3="00000000" w:csb0="000001FF" w:csb1="00000000"/>
-  </w:font>
-  <w:font w:name="Cambria">
-    <w:panose1 w:val="02040503050406030204"/>
-    <w:family w:val="roman"/>
-    <w:pitch w:val="variable"/>
-    <w:sig w:usb0="E00006FF" w:usb1="420024FF" w:usb2="02000000" w:usb3="00000000" w:csb0="0000019F" w:csb1="00000000"/>
-  </w:font>
-  <w:font w:name=".VnTimeH">
-    <w:panose1 w:val="020B7200000000000000"/>
-    <w:family w:val="swiss"/>
-    <w:pitch w:val="variable"/>
-    <w:sig w:usb0="00000007" w:usb1="00000000" w:usb2="00000000" w:usb3="00000000" w:csb0="00000013" w:csb1="00000000"/>
-  </w:font>
-  <w:font w:name="TimesNewRomanPSMT">
-    <w:altName w:val="Times New Roman"/>
-    <w:panose1 w:val="00000000000000000000"/>
-    <w:family w:val="roman"/>
-    <w:notTrueType/>
-    <w:pitch w:val="default"/>
-  </w:font>
-</w:fonts>
-</file>
-
-<file path=./word/footnotes.xml><?xml version="1.0" encoding="utf-8"?>
+<file path=word/footnotes.xml><?xml version="1.0" encoding="utf-8"?>
 <w:footnotes xmlns:wpc="http://schemas.microsoft.com/office/word/2010/wordprocessingCanvas" xmlns:cx="http://schemas.microsoft.com/office/drawing/2014/chartex" xmlns:cx1="http://schemas.microsoft.com/office/drawing/2015/9/8/chartex" xmlns:cx2="http://schemas.microsoft.com/office/drawing/2015/10/21/chartex" xmlns:cx3="http://schemas.microsoft.com/office/drawing/2016/5/9/chartex" xmlns:cx4="http://schemas.microsoft.com/office/drawing/2016/5/10/chartex" xmlns:cx5="http://schemas.microsoft.com/office/drawing/2016/5/11/chartex" xmlns:cx6="http://schemas.microsoft.com/office/drawing/2016/5/12/chartex" xmlns:cx7="http://schemas.microsoft.com/office/drawing/2016/5/13/chartex" xmlns:cx8="http://schemas.microsoft.com/office/drawing/2016/5/14/chartex" xmlns:mc="http://schemas.openxmlformats.org/markup-compatibility/2006" xmlns:aink="http://schemas.microsoft.com/office/drawing/2016/ink" xmlns:am3d="http://schemas.microsoft.com/office/drawing/2017/model3d" xmlns:o="urn:schemas-microsoft-com:office:office" xmlns:oel="http://schemas.microsoft.com/office/2019/extlst" xmlns:r="http://schemas.openxmlformats.org/officeDocument/2006/relationships" xmlns:m="http://schemas.openxmlformats.org/officeDocument/2006/math" xmlns:v="urn:schemas-microsoft-com:vml" xmlns:wp14="http://schemas.microsoft.com/office/word/2010/wordprocessingDrawing" xmlns:wp="http://schemas.openxmlformats.org/drawingml/2006/wordprocessingDrawing" xmlns:w10="urn:schemas-microsoft-com:office:word" xmlns:w="http://schemas.openxmlformats.org/wordprocessingml/2006/main" xmlns:w14="http://schemas.microsoft.com/office/word/2010/wordml" xmlns:w15="http://schemas.microsoft.com/office/word/2012/wordml" xmlns:w16cex="http://schemas.microsoft.com/office/word/2018/wordml/cex" xmlns:w16="http://schemas.microsoft.com/office/word/2018/wordml" xmlns:w16du="http://schemas.microsoft.com/office/word/2023/wordml/word16du" xmlns:w16sdtdh="http://schemas.microsoft.com/office/word/2020/wordml/sdtdatahash" xmlns:w16se="http://schemas.microsoft.com/office/word/2015/wordml/symex" xmlns:wpg="http://schemas.microsoft.com/office/word/2010/wordprocessingGroup" xmlns:wpi="http://schemas.microsoft.com/office/word/2010/wordprocessingInk" xmlns:wne="http://schemas.microsoft.com/office/word/2006/wordml" xmlns:wps="http://schemas.microsoft.com/office/word/2010/wordprocessingShape">
   <w:footnote w:type="separator" w:id="-1">
     <w:p>
@@ -2035,288 +1931,7 @@
 </w:footnotes>
 </file>
 
-<file path=./word/settings.xml><?xml version="1.0" encoding="utf-8"?>
-<w:settings xmlns:mc="http://schemas.openxmlformats.org/markup-compatibility/2006" xmlns:o="urn:schemas-microsoft-com:office:office" xmlns:r="http://schemas.openxmlformats.org/officeDocument/2006/relationships" xmlns:m="http://schemas.openxmlformats.org/officeDocument/2006/math" xmlns:v="urn:schemas-microsoft-com:vml" xmlns:w10="urn:schemas-microsoft-com:office:word" xmlns:w="http://schemas.openxmlformats.org/wordprocessingml/2006/main" xmlns:w14="http://schemas.microsoft.com/office/word/2010/wordml" xmlns:w15="http://schemas.microsoft.com/office/word/2012/wordml" xmlns:w16cex="http://schemas.microsoft.com/office/word/2018/wordml/cex" xmlns:w16="http://schemas.microsoft.com/office/word/2018/wordml" xmlns:w16du="http://schemas.microsoft.com/office/word/2023/wordml/word16du" xmlns:w16sdtdh="http://schemas.microsoft.com/office/word/2020/wordml/sdtdatahash" xmlns:w16se="http://schemas.microsoft.com/office/word/2015/wordml/symex" xmlns:sl="http://schemas.openxmlformats.org/schemaLibrary/2006/main">
-  <w:zoom w:percent="140"/>
-  <w:defaultTabStop w:val="720"/>
-  <w:drawingGridHorizontalSpacing w:val="120"/>
-  <w:displayHorizontalDrawingGridEvery w:val="2"/>
-  <w:displayVerticalDrawingGridEvery w:val="2"/>
-  <w:characterSpacingControl w:val="doNotCompress"/>
-  <w:compat>
-    <w:compatSetting w:name="compatibilityMode" w:uri="http://schemas.microsoft.com/office/word" w:val="14"/>
-    <w:compatSetting w:name="overrideTableStyleFontSizeAndJustification" w:uri="http://schemas.microsoft.com/office/word" w:val="1"/>
-    <w:compatSetting w:name="enableOpenTypeFeatures" w:uri="http://schemas.microsoft.com/office/word" w:val="1"/>
-    <w:compatSetting w:name="doNotFlipMirrorIndents" w:uri="http://schemas.microsoft.com/office/word" w:val="1"/>
-    <w:compatSetting w:name="useWord2013TrackBottomHyphenation" w:uri="http://schemas.microsoft.com/office/word" w:val="1"/>
-  </w:compat>
-  <w:rsids>
-    <w:rsidRoot w:val="003C6AF8"/>
-    <w:rsid w:val="00001404"/>
-    <w:rsid w:val="000277D8"/>
-    <w:rsid w:val="00065918"/>
-    <w:rsid w:val="00065AD3"/>
-    <w:rsid w:val="000A0E15"/>
-    <w:rsid w:val="000A38F8"/>
-    <w:rsid w:val="000A7F6C"/>
-    <w:rsid w:val="000B1547"/>
-    <w:rsid w:val="000C429C"/>
-    <w:rsid w:val="000E132C"/>
-    <w:rsid w:val="0012561B"/>
-    <w:rsid w:val="00134683"/>
-    <w:rsid w:val="00134B4B"/>
-    <w:rsid w:val="0013571E"/>
-    <w:rsid w:val="00172AC3"/>
-    <w:rsid w:val="00172D57"/>
-    <w:rsid w:val="001904F9"/>
-    <w:rsid w:val="001D358A"/>
-    <w:rsid w:val="001D6584"/>
-    <w:rsid w:val="001E0C5B"/>
-    <w:rsid w:val="00200725"/>
-    <w:rsid w:val="0021057F"/>
-    <w:rsid w:val="00233D95"/>
-    <w:rsid w:val="00262725"/>
-    <w:rsid w:val="0026472B"/>
-    <w:rsid w:val="00265D5B"/>
-    <w:rsid w:val="0028341B"/>
-    <w:rsid w:val="002B5917"/>
-    <w:rsid w:val="002C7BF1"/>
-    <w:rsid w:val="002D1EB4"/>
-    <w:rsid w:val="002E2D32"/>
-    <w:rsid w:val="002E3384"/>
-    <w:rsid w:val="00304FAC"/>
-    <w:rsid w:val="00305A63"/>
-    <w:rsid w:val="00307835"/>
-    <w:rsid w:val="0031706A"/>
-    <w:rsid w:val="00317BFD"/>
-    <w:rsid w:val="00326F4F"/>
-    <w:rsid w:val="00335F39"/>
-    <w:rsid w:val="003434E1"/>
-    <w:rsid w:val="0034775D"/>
-    <w:rsid w:val="00352936"/>
-    <w:rsid w:val="00356BFD"/>
-    <w:rsid w:val="00382D6E"/>
-    <w:rsid w:val="00390D90"/>
-    <w:rsid w:val="003A6585"/>
-    <w:rsid w:val="003A7FD6"/>
-    <w:rsid w:val="003B7D9B"/>
-    <w:rsid w:val="003C3224"/>
-    <w:rsid w:val="003C6AF8"/>
-    <w:rsid w:val="003C6F2F"/>
-    <w:rsid w:val="003E5044"/>
-    <w:rsid w:val="004028B9"/>
-    <w:rsid w:val="00403B59"/>
-    <w:rsid w:val="00405018"/>
-    <w:rsid w:val="00416B21"/>
-    <w:rsid w:val="00440E91"/>
-    <w:rsid w:val="00450B3A"/>
-    <w:rsid w:val="00451742"/>
-    <w:rsid w:val="004530ED"/>
-    <w:rsid w:val="00457D88"/>
-    <w:rsid w:val="00466289"/>
-    <w:rsid w:val="00494828"/>
-    <w:rsid w:val="004B10EE"/>
-    <w:rsid w:val="004C0F2F"/>
-    <w:rsid w:val="004D04BB"/>
-    <w:rsid w:val="004D1A56"/>
-    <w:rsid w:val="004F6CF0"/>
-    <w:rsid w:val="0051154B"/>
-    <w:rsid w:val="005172A1"/>
-    <w:rsid w:val="00531069"/>
-    <w:rsid w:val="00531DA4"/>
-    <w:rsid w:val="00553DF3"/>
-    <w:rsid w:val="005555B7"/>
-    <w:rsid w:val="00561F86"/>
-    <w:rsid w:val="005862BA"/>
-    <w:rsid w:val="005A7C3A"/>
-    <w:rsid w:val="005A7D18"/>
-    <w:rsid w:val="005B531F"/>
-    <w:rsid w:val="005E008B"/>
-    <w:rsid w:val="00602401"/>
-    <w:rsid w:val="00604C12"/>
-    <w:rsid w:val="00612D1F"/>
-    <w:rsid w:val="006359E1"/>
-    <w:rsid w:val="00642986"/>
-    <w:rsid w:val="0066209A"/>
-    <w:rsid w:val="006710C8"/>
-    <w:rsid w:val="0068540D"/>
-    <w:rsid w:val="006C6EC0"/>
-    <w:rsid w:val="006D2093"/>
-    <w:rsid w:val="006E4E1E"/>
-    <w:rsid w:val="006E7704"/>
-    <w:rsid w:val="006F2D4A"/>
-    <w:rsid w:val="00713C9B"/>
-    <w:rsid w:val="007159D2"/>
-    <w:rsid w:val="0073351B"/>
-    <w:rsid w:val="00736EBA"/>
-    <w:rsid w:val="0074442A"/>
-    <w:rsid w:val="0074656A"/>
-    <w:rsid w:val="00764F3C"/>
-    <w:rsid w:val="00774398"/>
-    <w:rsid w:val="00775717"/>
-    <w:rsid w:val="00784C7D"/>
-    <w:rsid w:val="007A0287"/>
-    <w:rsid w:val="007A2849"/>
-    <w:rsid w:val="007B2A23"/>
-    <w:rsid w:val="007B4824"/>
-    <w:rsid w:val="007C4D02"/>
-    <w:rsid w:val="007D024B"/>
-    <w:rsid w:val="007E347F"/>
-    <w:rsid w:val="007E3543"/>
-    <w:rsid w:val="007E7B44"/>
-    <w:rsid w:val="007F06E4"/>
-    <w:rsid w:val="00807324"/>
-    <w:rsid w:val="00820406"/>
-    <w:rsid w:val="008226AE"/>
-    <w:rsid w:val="008361C2"/>
-    <w:rsid w:val="008623E2"/>
-    <w:rsid w:val="00867C0A"/>
-    <w:rsid w:val="00881F1E"/>
-    <w:rsid w:val="00890A69"/>
-    <w:rsid w:val="008913B8"/>
-    <w:rsid w:val="008C7805"/>
-    <w:rsid w:val="008E2003"/>
-    <w:rsid w:val="0091527C"/>
-    <w:rsid w:val="009269C3"/>
-    <w:rsid w:val="0092758B"/>
-    <w:rsid w:val="00933B64"/>
-    <w:rsid w:val="00944E4F"/>
-    <w:rsid w:val="00947C96"/>
-    <w:rsid w:val="00947F15"/>
-    <w:rsid w:val="009517B3"/>
-    <w:rsid w:val="00956CA9"/>
-    <w:rsid w:val="00965817"/>
-    <w:rsid w:val="00983D37"/>
-    <w:rsid w:val="00986CC1"/>
-    <w:rsid w:val="009942C0"/>
-    <w:rsid w:val="009A33DC"/>
-    <w:rsid w:val="009B1216"/>
-    <w:rsid w:val="009B201C"/>
-    <w:rsid w:val="009D12D8"/>
-    <w:rsid w:val="009D426F"/>
-    <w:rsid w:val="009D57C2"/>
-    <w:rsid w:val="00A105C8"/>
-    <w:rsid w:val="00A23FA8"/>
-    <w:rsid w:val="00A36B49"/>
-    <w:rsid w:val="00A41E4A"/>
-    <w:rsid w:val="00A568B0"/>
-    <w:rsid w:val="00A9764C"/>
-    <w:rsid w:val="00AA0F3B"/>
-    <w:rsid w:val="00AB38F2"/>
-    <w:rsid w:val="00AD03D8"/>
-    <w:rsid w:val="00AF04F5"/>
-    <w:rsid w:val="00AF0ED5"/>
-    <w:rsid w:val="00B0072B"/>
-    <w:rsid w:val="00B1270B"/>
-    <w:rsid w:val="00B12C3E"/>
-    <w:rsid w:val="00B220DE"/>
-    <w:rsid w:val="00B32652"/>
-    <w:rsid w:val="00B332A6"/>
-    <w:rsid w:val="00B33FD8"/>
-    <w:rsid w:val="00B362D1"/>
-    <w:rsid w:val="00B465AA"/>
-    <w:rsid w:val="00B532E7"/>
-    <w:rsid w:val="00B732B4"/>
-    <w:rsid w:val="00B82A6C"/>
-    <w:rsid w:val="00B94DF1"/>
-    <w:rsid w:val="00BB24C8"/>
-    <w:rsid w:val="00BB3892"/>
-    <w:rsid w:val="00BC2062"/>
-    <w:rsid w:val="00BC6C03"/>
-    <w:rsid w:val="00BD6390"/>
-    <w:rsid w:val="00BE0328"/>
-    <w:rsid w:val="00BE57F5"/>
-    <w:rsid w:val="00BF5B76"/>
-    <w:rsid w:val="00C00052"/>
-    <w:rsid w:val="00C04384"/>
-    <w:rsid w:val="00C07D96"/>
-    <w:rsid w:val="00C15D1C"/>
-    <w:rsid w:val="00C350BC"/>
-    <w:rsid w:val="00C64ABC"/>
-    <w:rsid w:val="00C73C9B"/>
-    <w:rsid w:val="00C75E46"/>
-    <w:rsid w:val="00C84186"/>
-    <w:rsid w:val="00C85E24"/>
-    <w:rsid w:val="00CC7539"/>
-    <w:rsid w:val="00CD69D8"/>
-    <w:rsid w:val="00CE53BA"/>
-    <w:rsid w:val="00D0795A"/>
-    <w:rsid w:val="00D128D7"/>
-    <w:rsid w:val="00D25843"/>
-    <w:rsid w:val="00D4095F"/>
-    <w:rsid w:val="00D471D8"/>
-    <w:rsid w:val="00D619C8"/>
-    <w:rsid w:val="00D65A8C"/>
-    <w:rsid w:val="00D65C54"/>
-    <w:rsid w:val="00D71AA3"/>
-    <w:rsid w:val="00D82DBE"/>
-    <w:rsid w:val="00D92263"/>
-    <w:rsid w:val="00DA1F4F"/>
-    <w:rsid w:val="00DA4446"/>
-    <w:rsid w:val="00DB5DA5"/>
-    <w:rsid w:val="00DF2080"/>
-    <w:rsid w:val="00DF5479"/>
-    <w:rsid w:val="00E02FC9"/>
-    <w:rsid w:val="00E10104"/>
-    <w:rsid w:val="00E15A01"/>
-    <w:rsid w:val="00E16236"/>
-    <w:rsid w:val="00E17A7C"/>
-    <w:rsid w:val="00E20CBA"/>
-    <w:rsid w:val="00E605E3"/>
-    <w:rsid w:val="00E6581F"/>
-    <w:rsid w:val="00E66BC6"/>
-    <w:rsid w:val="00E671CF"/>
-    <w:rsid w:val="00E675F3"/>
-    <w:rsid w:val="00E72030"/>
-    <w:rsid w:val="00E7564E"/>
-    <w:rsid w:val="00E84A91"/>
-    <w:rsid w:val="00E91B00"/>
-    <w:rsid w:val="00E91FD8"/>
-    <w:rsid w:val="00EA32B9"/>
-    <w:rsid w:val="00EA795A"/>
-    <w:rsid w:val="00EC6343"/>
-    <w:rsid w:val="00ED2702"/>
-    <w:rsid w:val="00EE378B"/>
-    <w:rsid w:val="00EF65D3"/>
-    <w:rsid w:val="00EF79D3"/>
-    <w:rsid w:val="00F068B9"/>
-    <w:rsid w:val="00F160BF"/>
-    <w:rsid w:val="00F34875"/>
-    <w:rsid w:val="00F81303"/>
-    <w:rsid w:val="00FB406F"/>
-    <w:rsid w:val="00FC2D7F"/>
-    <w:rsid w:val="00FD44ED"/>
-    <w:rsid w:val="00FE1E29"/>
-  </w:rsids>
-  <m:mathPr>
-    <m:mathFont m:val="Cambria Math"/>
-    <m:brkBin m:val="before"/>
-    <m:brkBinSub m:val="--"/>
-    <m:smallFrac m:val="0"/>
-    <m:dispDef/>
-    <m:lMargin m:val="0"/>
-    <m:rMargin m:val="0"/>
-    <m:defJc m:val="centerGroup"/>
-    <m:wrapIndent m:val="1440"/>
-    <m:intLim m:val="subSup"/>
-    <m:naryLim m:val="undOvr"/>
-  </m:mathPr>
-  <w:themeFontLang w:val="en-US"/>
-  <w:clrSchemeMapping w:bg1="light1" w:t1="dark1" w:bg2="light2" w:t2="dark2" w:accent1="accent1" w:accent2="accent2" w:accent3="accent3" w:accent4="accent4" w:accent5="accent5" w:accent6="accent6" w:hyperlink="hyperlink" w:followedHyperlink="followedHyperlink"/>
-  <w:shapeDefaults>
-    <o:shapedefaults v:ext="edit" spidmax="1026"/>
-    <o:shapelayout v:ext="edit">
-      <o:idmap v:ext="edit" data="1"/>
-    </o:shapelayout>
-  </w:shapeDefaults>
-  <w:decimalSymbol w:val=","/>
-  <w:listSeparator w:val=","/>
-  <w14:docId w14:val="083101A5"/>
-  <w15:docId w15:val="{A3C80366-C824-4F33-8922-ACB4D70607C6}"/>
-</w:settings>
-</file>
-
-<file path=./word/styles.xml><?xml version="1.0" encoding="utf-8"?>
+<file path=word/styles.xml><?xml version="1.0" encoding="utf-8"?>
 <w:styles xmlns:mc="http://schemas.openxmlformats.org/markup-compatibility/2006" xmlns:r="http://schemas.openxmlformats.org/officeDocument/2006/relationships" xmlns:w="http://schemas.openxmlformats.org/wordprocessingml/2006/main" xmlns:w14="http://schemas.microsoft.com/office/word/2010/wordml" xmlns:w15="http://schemas.microsoft.com/office/word/2012/wordml" xmlns:w16cex="http://schemas.microsoft.com/office/word/2018/wordml/cex" xmlns:w16="http://schemas.microsoft.com/office/word/2018/wordml" xmlns:w16du="http://schemas.microsoft.com/office/word/2023/wordml/word16du" xmlns:w16sdtdh="http://schemas.microsoft.com/office/word/2020/wordml/sdtdatahash" xmlns:w16se="http://schemas.microsoft.com/office/word/2015/wordml/symex">
   <w:docDefaults>
     <w:rPrDefault>
@@ -2964,7 +2579,7 @@
 </w:styles>
 </file>
 
-<file path=./word/theme/theme1.xml><?xml version="1.0" encoding="utf-8"?>
+<file path=word/theme/theme1.xml><?xml version="1.0" encoding="utf-8"?>
 <a:theme xmlns:a="http://schemas.openxmlformats.org/drawingml/2006/main" name="Office Theme">
   <a:themeElements>
     <a:clrScheme name="Office">
@@ -3247,12 +2862,4 @@
   <a:objectDefaults/>
   <a:extraClrSchemeLst/>
 </a:theme>
-</file>
-
-<file path=./word/webSettings.xml><?xml version="1.0" encoding="utf-8"?>
-<w:webSettings xmlns:mc="http://schemas.openxmlformats.org/markup-compatibility/2006" xmlns:r="http://schemas.openxmlformats.org/officeDocument/2006/relationships" xmlns:w="http://schemas.openxmlformats.org/wordprocessingml/2006/main" xmlns:w14="http://schemas.microsoft.com/office/word/2010/wordml" xmlns:w15="http://schemas.microsoft.com/office/word/2012/wordml" xmlns:w16cex="http://schemas.microsoft.com/office/word/2018/wordml/cex" xmlns:w16="http://schemas.microsoft.com/office/word/2018/wordml" xmlns:w16du="http://schemas.microsoft.com/office/word/2023/wordml/word16du" xmlns:w16sdtdh="http://schemas.microsoft.com/office/word/2020/wordml/sdtdatahash" xmlns:w16se="http://schemas.microsoft.com/office/word/2015/wordml/symex">
-  <w:optimizeForBrowser/>
-  <w:relyOnVML/>
-  <w:allowPNG/>
-</w:webSettings>
 </file>